--- a/docs/test-files/by-language/zh/zh_office.docx
+++ b/docs/test-files/by-language/zh/zh_office.docx
@@ -48,6 +48,26 @@
     <w:p>
       <w:r>
         <w:t>邮政编码: 100000</w:t>
+      </w:r>
+    </w:p>
+    <w:p>
+      <w:r>
+        <w:t>地址: 北京市朝阳区建国路88号</w:t>
+      </w:r>
+    </w:p>
+    <w:p>
+      <w:r>
+        <w:t>复合行: 张伟 电话 13800138000 邮政编码: 100000 地址: 北京市朝阳区建国路88号</w:t>
+      </w:r>
+    </w:p>
+    <w:p>
+      <w:r>
+        <w:t>中文规则不处理美国ZIP: 10001</w:t>
+      </w:r>
+    </w:p>
+    <w:p>
+      <w:r>
+        <w:t>模糊地点备注: 北京办公室</w:t>
       </w:r>
     </w:p>
     <w:p>
